--- a/Modeling/lab1/УИР1_вариант_115_Чжун_Цзяцзюнь.docx
+++ b/Modeling/lab1/УИР1_вариант_115_Чжун_Цзяцзюнь.docx
@@ -10624,13 +10624,7 @@
                           <w:rPr>
                             <w:rFonts w:ascii="Cambria Math" w:hAnsi="Cambria Math"/>
                           </w:rPr>
-                          <m:t xml:space="preserve"> </m:t>
-                        </m:r>
-                        <m:r>
-                          <w:rPr>
-                            <w:rFonts w:ascii="Cambria Math" w:hAnsi="Cambria Math"/>
-                          </w:rPr>
-                          <m:t>U</m:t>
+                          <m:t xml:space="preserve"> U</m:t>
                         </m:r>
                       </m:e>
                       <m:sub>
@@ -10758,13 +10752,7 @@
                           <w:rPr>
                             <w:rFonts w:ascii="Cambria Math" w:hAnsi="Cambria Math"/>
                           </w:rPr>
-                          <m:t xml:space="preserve"> </m:t>
-                        </m:r>
-                        <m:r>
-                          <w:rPr>
-                            <w:rFonts w:ascii="Cambria Math" w:hAnsi="Cambria Math"/>
-                          </w:rPr>
-                          <m:t>U</m:t>
+                          <m:t xml:space="preserve"> U</m:t>
                         </m:r>
                       </m:e>
                       <m:sub>
@@ -14206,11 +14194,16 @@
             <w:pPr>
               <w:keepLines/>
               <w:jc w:val="center"/>
+              <w:rPr>
+                <w:sz w:val="16"/>
+                <w:szCs w:val="16"/>
+              </w:rPr>
             </w:pPr>
             <w:r>
               <w:rPr>
                 <w:b/>
-                <w:sz w:val="15"/>
+                <w:sz w:val="16"/>
+                <w:szCs w:val="16"/>
               </w:rPr>
               <w:t>Сдвиг</w:t>
             </w:r>
@@ -14232,11 +14225,16 @@
             <w:pPr>
               <w:keepLines/>
               <w:jc w:val="center"/>
+              <w:rPr>
+                <w:sz w:val="16"/>
+                <w:szCs w:val="16"/>
+              </w:rPr>
             </w:pPr>
             <w:r>
               <w:rPr>
                 <w:b/>
-                <w:sz w:val="15"/>
+                <w:sz w:val="16"/>
+                <w:szCs w:val="16"/>
               </w:rPr>
               <w:t>1</w:t>
             </w:r>
@@ -14258,11 +14256,16 @@
             <w:pPr>
               <w:keepLines/>
               <w:jc w:val="center"/>
+              <w:rPr>
+                <w:sz w:val="16"/>
+                <w:szCs w:val="16"/>
+              </w:rPr>
             </w:pPr>
             <w:r>
               <w:rPr>
                 <w:b/>
-                <w:sz w:val="15"/>
+                <w:sz w:val="16"/>
+                <w:szCs w:val="16"/>
               </w:rPr>
               <w:t>2</w:t>
             </w:r>
@@ -14284,11 +14287,16 @@
             <w:pPr>
               <w:keepLines/>
               <w:jc w:val="center"/>
+              <w:rPr>
+                <w:sz w:val="16"/>
+                <w:szCs w:val="16"/>
+              </w:rPr>
             </w:pPr>
             <w:r>
               <w:rPr>
                 <w:b/>
-                <w:sz w:val="15"/>
+                <w:sz w:val="16"/>
+                <w:szCs w:val="16"/>
               </w:rPr>
               <w:t>3</w:t>
             </w:r>
@@ -14310,11 +14318,16 @@
             <w:pPr>
               <w:keepLines/>
               <w:jc w:val="center"/>
+              <w:rPr>
+                <w:sz w:val="16"/>
+                <w:szCs w:val="16"/>
+              </w:rPr>
             </w:pPr>
             <w:r>
               <w:rPr>
                 <w:b/>
-                <w:sz w:val="15"/>
+                <w:sz w:val="16"/>
+                <w:szCs w:val="16"/>
               </w:rPr>
               <w:t>4</w:t>
             </w:r>
@@ -14336,11 +14349,16 @@
             <w:pPr>
               <w:keepLines/>
               <w:jc w:val="center"/>
+              <w:rPr>
+                <w:sz w:val="16"/>
+                <w:szCs w:val="16"/>
+              </w:rPr>
             </w:pPr>
             <w:r>
               <w:rPr>
                 <w:b/>
-                <w:sz w:val="15"/>
+                <w:sz w:val="16"/>
+                <w:szCs w:val="16"/>
               </w:rPr>
               <w:t>5</w:t>
             </w:r>
@@ -14362,11 +14380,16 @@
             <w:pPr>
               <w:keepLines/>
               <w:jc w:val="center"/>
+              <w:rPr>
+                <w:sz w:val="16"/>
+                <w:szCs w:val="16"/>
+              </w:rPr>
             </w:pPr>
             <w:r>
               <w:rPr>
                 <w:b/>
-                <w:sz w:val="15"/>
+                <w:sz w:val="16"/>
+                <w:szCs w:val="16"/>
               </w:rPr>
               <w:t>6</w:t>
             </w:r>
@@ -14388,11 +14411,16 @@
             <w:pPr>
               <w:keepLines/>
               <w:jc w:val="center"/>
+              <w:rPr>
+                <w:sz w:val="16"/>
+                <w:szCs w:val="16"/>
+              </w:rPr>
             </w:pPr>
             <w:r>
               <w:rPr>
                 <w:b/>
-                <w:sz w:val="15"/>
+                <w:sz w:val="16"/>
+                <w:szCs w:val="16"/>
               </w:rPr>
               <w:t>7</w:t>
             </w:r>
@@ -14414,11 +14442,16 @@
             <w:pPr>
               <w:keepLines/>
               <w:jc w:val="center"/>
+              <w:rPr>
+                <w:sz w:val="16"/>
+                <w:szCs w:val="16"/>
+              </w:rPr>
             </w:pPr>
             <w:r>
               <w:rPr>
                 <w:b/>
-                <w:sz w:val="15"/>
+                <w:sz w:val="16"/>
+                <w:szCs w:val="16"/>
               </w:rPr>
               <w:t>8</w:t>
             </w:r>
@@ -14440,11 +14473,16 @@
             <w:pPr>
               <w:keepLines/>
               <w:jc w:val="center"/>
+              <w:rPr>
+                <w:sz w:val="16"/>
+                <w:szCs w:val="16"/>
+              </w:rPr>
             </w:pPr>
             <w:r>
               <w:rPr>
                 <w:b/>
-                <w:sz w:val="15"/>
+                <w:sz w:val="16"/>
+                <w:szCs w:val="16"/>
               </w:rPr>
               <w:t>9</w:t>
             </w:r>
@@ -14466,11 +14504,16 @@
             <w:pPr>
               <w:keepLines/>
               <w:jc w:val="center"/>
+              <w:rPr>
+                <w:sz w:val="16"/>
+                <w:szCs w:val="16"/>
+              </w:rPr>
             </w:pPr>
             <w:r>
               <w:rPr>
                 <w:b/>
-                <w:sz w:val="15"/>
+                <w:sz w:val="16"/>
+                <w:szCs w:val="16"/>
               </w:rPr>
               <w:t>10</w:t>
             </w:r>
@@ -14496,10 +14539,15 @@
           <w:p>
             <w:pPr>
               <w:keepLines/>
-            </w:pPr>
-            <w:r>
-              <w:rPr>
-                <w:sz w:val="15"/>
+              <w:rPr>
+                <w:sz w:val="16"/>
+                <w:szCs w:val="16"/>
+              </w:rPr>
+            </w:pPr>
+            <w:r>
+              <w:rPr>
+                <w:sz w:val="16"/>
+                <w:szCs w:val="16"/>
               </w:rPr>
               <w:t>Исходная ЧП</w:t>
             </w:r>
@@ -14520,10 +14568,15 @@
             <w:pPr>
               <w:keepLines/>
               <w:jc w:val="center"/>
-            </w:pPr>
-            <w:r>
-              <w:rPr>
-                <w:sz w:val="15"/>
+              <w:rPr>
+                <w:sz w:val="16"/>
+                <w:szCs w:val="16"/>
+              </w:rPr>
+            </w:pPr>
+            <w:r>
+              <w:rPr>
+                <w:sz w:val="16"/>
+                <w:szCs w:val="16"/>
               </w:rPr>
               <w:t>0,0414</w:t>
             </w:r>
@@ -14544,10 +14597,15 @@
             <w:pPr>
               <w:keepLines/>
               <w:jc w:val="center"/>
-            </w:pPr>
-            <w:r>
-              <w:rPr>
-                <w:sz w:val="15"/>
+              <w:rPr>
+                <w:sz w:val="16"/>
+                <w:szCs w:val="16"/>
+              </w:rPr>
+            </w:pPr>
+            <w:r>
+              <w:rPr>
+                <w:sz w:val="16"/>
+                <w:szCs w:val="16"/>
               </w:rPr>
               <w:t>0,0607</w:t>
             </w:r>
@@ -14568,10 +14626,15 @@
             <w:pPr>
               <w:keepLines/>
               <w:jc w:val="center"/>
-            </w:pPr>
-            <w:r>
-              <w:rPr>
-                <w:sz w:val="15"/>
+              <w:rPr>
+                <w:sz w:val="16"/>
+                <w:szCs w:val="16"/>
+              </w:rPr>
+            </w:pPr>
+            <w:r>
+              <w:rPr>
+                <w:sz w:val="16"/>
+                <w:szCs w:val="16"/>
               </w:rPr>
               <w:t>-0,1056</w:t>
             </w:r>
@@ -14592,10 +14655,15 @@
             <w:pPr>
               <w:keepLines/>
               <w:jc w:val="center"/>
-            </w:pPr>
-            <w:r>
-              <w:rPr>
-                <w:sz w:val="15"/>
+              <w:rPr>
+                <w:sz w:val="16"/>
+                <w:szCs w:val="16"/>
+              </w:rPr>
+            </w:pPr>
+            <w:r>
+              <w:rPr>
+                <w:sz w:val="16"/>
+                <w:szCs w:val="16"/>
               </w:rPr>
               <w:t>-0,0621</w:t>
             </w:r>
@@ -14616,10 +14684,15 @@
             <w:pPr>
               <w:keepLines/>
               <w:jc w:val="center"/>
-            </w:pPr>
-            <w:r>
-              <w:rPr>
-                <w:sz w:val="15"/>
+              <w:rPr>
+                <w:sz w:val="16"/>
+                <w:szCs w:val="16"/>
+              </w:rPr>
+            </w:pPr>
+            <w:r>
+              <w:rPr>
+                <w:sz w:val="16"/>
+                <w:szCs w:val="16"/>
               </w:rPr>
               <w:t>-0,0423</w:t>
             </w:r>
@@ -14640,10 +14713,15 @@
             <w:pPr>
               <w:keepLines/>
               <w:jc w:val="center"/>
-            </w:pPr>
-            <w:r>
-              <w:rPr>
-                <w:sz w:val="15"/>
+              <w:rPr>
+                <w:sz w:val="16"/>
+                <w:szCs w:val="16"/>
+              </w:rPr>
+            </w:pPr>
+            <w:r>
+              <w:rPr>
+                <w:sz w:val="16"/>
+                <w:szCs w:val="16"/>
               </w:rPr>
               <w:t>0,0487</w:t>
             </w:r>
@@ -14664,10 +14742,15 @@
             <w:pPr>
               <w:keepLines/>
               <w:jc w:val="center"/>
-            </w:pPr>
-            <w:r>
-              <w:rPr>
-                <w:sz w:val="15"/>
+              <w:rPr>
+                <w:sz w:val="16"/>
+                <w:szCs w:val="16"/>
+              </w:rPr>
+            </w:pPr>
+            <w:r>
+              <w:rPr>
+                <w:sz w:val="16"/>
+                <w:szCs w:val="16"/>
               </w:rPr>
               <w:t>0,1585</w:t>
             </w:r>
@@ -14688,10 +14771,15 @@
             <w:pPr>
               <w:keepLines/>
               <w:jc w:val="center"/>
-            </w:pPr>
-            <w:r>
-              <w:rPr>
-                <w:sz w:val="15"/>
+              <w:rPr>
+                <w:sz w:val="16"/>
+                <w:szCs w:val="16"/>
+              </w:rPr>
+            </w:pPr>
+            <w:r>
+              <w:rPr>
+                <w:sz w:val="16"/>
+                <w:szCs w:val="16"/>
               </w:rPr>
               <w:t>-0,0368</w:t>
             </w:r>
@@ -14712,10 +14800,15 @@
             <w:pPr>
               <w:keepLines/>
               <w:jc w:val="center"/>
-            </w:pPr>
-            <w:r>
-              <w:rPr>
-                <w:sz w:val="15"/>
+              <w:rPr>
+                <w:sz w:val="16"/>
+                <w:szCs w:val="16"/>
+              </w:rPr>
+            </w:pPr>
+            <w:r>
+              <w:rPr>
+                <w:sz w:val="16"/>
+                <w:szCs w:val="16"/>
               </w:rPr>
               <w:t>-0,0014</w:t>
             </w:r>
@@ -14736,10 +14829,15 @@
             <w:pPr>
               <w:keepLines/>
               <w:jc w:val="center"/>
-            </w:pPr>
-            <w:r>
-              <w:rPr>
-                <w:sz w:val="15"/>
+              <w:rPr>
+                <w:sz w:val="16"/>
+                <w:szCs w:val="16"/>
+              </w:rPr>
+            </w:pPr>
+            <w:r>
+              <w:rPr>
+                <w:sz w:val="16"/>
+                <w:szCs w:val="16"/>
               </w:rPr>
               <w:t>-0,0404</w:t>
             </w:r>
@@ -14765,10 +14863,15 @@
           <w:p>
             <w:pPr>
               <w:keepLines/>
-            </w:pPr>
-            <w:r>
-              <w:rPr>
-                <w:sz w:val="15"/>
+              <w:rPr>
+                <w:sz w:val="16"/>
+                <w:szCs w:val="16"/>
+              </w:rPr>
+            </w:pPr>
+            <w:r>
+              <w:rPr>
+                <w:sz w:val="16"/>
+                <w:szCs w:val="16"/>
               </w:rPr>
               <w:t>Сгенер. ЧП</w:t>
             </w:r>
@@ -14789,10 +14892,15 @@
             <w:pPr>
               <w:keepLines/>
               <w:jc w:val="center"/>
-            </w:pPr>
-            <w:r>
-              <w:rPr>
-                <w:sz w:val="15"/>
+              <w:rPr>
+                <w:sz w:val="16"/>
+                <w:szCs w:val="16"/>
+              </w:rPr>
+            </w:pPr>
+            <w:r>
+              <w:rPr>
+                <w:sz w:val="16"/>
+                <w:szCs w:val="16"/>
               </w:rPr>
               <w:t>-0,1041</w:t>
             </w:r>
@@ -14813,10 +14921,15 @@
             <w:pPr>
               <w:keepLines/>
               <w:jc w:val="center"/>
-            </w:pPr>
-            <w:r>
-              <w:rPr>
-                <w:sz w:val="15"/>
+              <w:rPr>
+                <w:sz w:val="16"/>
+                <w:szCs w:val="16"/>
+              </w:rPr>
+            </w:pPr>
+            <w:r>
+              <w:rPr>
+                <w:sz w:val="16"/>
+                <w:szCs w:val="16"/>
               </w:rPr>
               <w:t>0,0238</w:t>
             </w:r>
@@ -14837,10 +14950,15 @@
             <w:pPr>
               <w:keepLines/>
               <w:jc w:val="center"/>
-            </w:pPr>
-            <w:r>
-              <w:rPr>
-                <w:sz w:val="15"/>
+              <w:rPr>
+                <w:sz w:val="16"/>
+                <w:szCs w:val="16"/>
+              </w:rPr>
+            </w:pPr>
+            <w:r>
+              <w:rPr>
+                <w:sz w:val="16"/>
+                <w:szCs w:val="16"/>
               </w:rPr>
               <w:t>-0,0496</w:t>
             </w:r>
@@ -14861,10 +14979,15 @@
             <w:pPr>
               <w:keepLines/>
               <w:jc w:val="center"/>
-            </w:pPr>
-            <w:r>
-              <w:rPr>
-                <w:sz w:val="15"/>
+              <w:rPr>
+                <w:sz w:val="16"/>
+                <w:szCs w:val="16"/>
+              </w:rPr>
+            </w:pPr>
+            <w:r>
+              <w:rPr>
+                <w:sz w:val="16"/>
+                <w:szCs w:val="16"/>
               </w:rPr>
               <w:t>0,0436</w:t>
             </w:r>
@@ -14885,10 +15008,15 @@
             <w:pPr>
               <w:keepLines/>
               <w:jc w:val="center"/>
-            </w:pPr>
-            <w:r>
-              <w:rPr>
-                <w:sz w:val="15"/>
+              <w:rPr>
+                <w:sz w:val="16"/>
+                <w:szCs w:val="16"/>
+              </w:rPr>
+            </w:pPr>
+            <w:r>
+              <w:rPr>
+                <w:sz w:val="16"/>
+                <w:szCs w:val="16"/>
               </w:rPr>
               <w:t>-0,0404</w:t>
             </w:r>
@@ -14909,10 +15037,15 @@
             <w:pPr>
               <w:keepLines/>
               <w:jc w:val="center"/>
-            </w:pPr>
-            <w:r>
-              <w:rPr>
-                <w:sz w:val="15"/>
+              <w:rPr>
+                <w:sz w:val="16"/>
+                <w:szCs w:val="16"/>
+              </w:rPr>
+            </w:pPr>
+            <w:r>
+              <w:rPr>
+                <w:sz w:val="16"/>
+                <w:szCs w:val="16"/>
               </w:rPr>
               <w:t>0,0640</w:t>
             </w:r>
@@ -14933,10 +15066,15 @@
             <w:pPr>
               <w:keepLines/>
               <w:jc w:val="center"/>
-            </w:pPr>
-            <w:r>
-              <w:rPr>
-                <w:sz w:val="15"/>
+              <w:rPr>
+                <w:sz w:val="16"/>
+                <w:szCs w:val="16"/>
+              </w:rPr>
+            </w:pPr>
+            <w:r>
+              <w:rPr>
+                <w:sz w:val="16"/>
+                <w:szCs w:val="16"/>
               </w:rPr>
               <w:t>-0,0928</w:t>
             </w:r>
@@ -14957,10 +15095,15 @@
             <w:pPr>
               <w:keepLines/>
               <w:jc w:val="center"/>
-            </w:pPr>
-            <w:r>
-              <w:rPr>
-                <w:sz w:val="15"/>
+              <w:rPr>
+                <w:sz w:val="16"/>
+                <w:szCs w:val="16"/>
+              </w:rPr>
+            </w:pPr>
+            <w:r>
+              <w:rPr>
+                <w:sz w:val="16"/>
+                <w:szCs w:val="16"/>
               </w:rPr>
               <w:t>0,0534</w:t>
             </w:r>
@@ -14981,10 +15124,15 @@
             <w:pPr>
               <w:keepLines/>
               <w:jc w:val="center"/>
-            </w:pPr>
-            <w:r>
-              <w:rPr>
-                <w:sz w:val="15"/>
+              <w:rPr>
+                <w:sz w:val="16"/>
+                <w:szCs w:val="16"/>
+              </w:rPr>
+            </w:pPr>
+            <w:r>
+              <w:rPr>
+                <w:sz w:val="16"/>
+                <w:szCs w:val="16"/>
               </w:rPr>
               <w:t>0,0410</w:t>
             </w:r>
@@ -15005,10 +15153,15 @@
             <w:pPr>
               <w:keepLines/>
               <w:jc w:val="center"/>
-            </w:pPr>
-            <w:r>
-              <w:rPr>
-                <w:sz w:val="15"/>
+              <w:rPr>
+                <w:sz w:val="16"/>
+                <w:szCs w:val="16"/>
+              </w:rPr>
+            </w:pPr>
+            <w:r>
+              <w:rPr>
+                <w:sz w:val="16"/>
+                <w:szCs w:val="16"/>
               </w:rPr>
               <w:t>0,1367</w:t>
             </w:r>
@@ -15034,10 +15187,15 @@
           <w:p>
             <w:pPr>
               <w:keepLines/>
-            </w:pPr>
-            <w:r>
-              <w:rPr>
-                <w:sz w:val="15"/>
+              <w:rPr>
+                <w:sz w:val="16"/>
+                <w:szCs w:val="16"/>
+              </w:rPr>
+            </w:pPr>
+            <w:r>
+              <w:rPr>
+                <w:sz w:val="16"/>
+                <w:szCs w:val="16"/>
               </w:rPr>
               <w:t>Δ, %</w:t>
             </w:r>
@@ -15058,10 +15216,15 @@
             <w:pPr>
               <w:keepLines/>
               <w:jc w:val="center"/>
-            </w:pPr>
-            <w:r>
-              <w:rPr>
-                <w:sz w:val="15"/>
+              <w:rPr>
+                <w:sz w:val="16"/>
+                <w:szCs w:val="16"/>
+              </w:rPr>
+            </w:pPr>
+            <w:r>
+              <w:rPr>
+                <w:sz w:val="16"/>
+                <w:szCs w:val="16"/>
               </w:rPr>
               <w:t>-351,2%</w:t>
             </w:r>
@@ -15082,10 +15245,15 @@
             <w:pPr>
               <w:keepLines/>
               <w:jc w:val="center"/>
-            </w:pPr>
-            <w:r>
-              <w:rPr>
-                <w:sz w:val="15"/>
+              <w:rPr>
+                <w:sz w:val="16"/>
+                <w:szCs w:val="16"/>
+              </w:rPr>
+            </w:pPr>
+            <w:r>
+              <w:rPr>
+                <w:sz w:val="16"/>
+                <w:szCs w:val="16"/>
               </w:rPr>
               <w:t>-60,8%</w:t>
             </w:r>
@@ -15106,10 +15274,15 @@
             <w:pPr>
               <w:keepLines/>
               <w:jc w:val="center"/>
-            </w:pPr>
-            <w:r>
-              <w:rPr>
-                <w:sz w:val="15"/>
+              <w:rPr>
+                <w:sz w:val="16"/>
+                <w:szCs w:val="16"/>
+              </w:rPr>
+            </w:pPr>
+            <w:r>
+              <w:rPr>
+                <w:sz w:val="16"/>
+                <w:szCs w:val="16"/>
               </w:rPr>
               <w:t>+53,0%</w:t>
             </w:r>
@@ -15130,10 +15303,15 @@
             <w:pPr>
               <w:keepLines/>
               <w:jc w:val="center"/>
-            </w:pPr>
-            <w:r>
-              <w:rPr>
-                <w:sz w:val="15"/>
+              <w:rPr>
+                <w:sz w:val="16"/>
+                <w:szCs w:val="16"/>
+              </w:rPr>
+            </w:pPr>
+            <w:r>
+              <w:rPr>
+                <w:sz w:val="16"/>
+                <w:szCs w:val="16"/>
               </w:rPr>
               <w:t>+170,1%</w:t>
             </w:r>
@@ -15154,10 +15332,15 @@
             <w:pPr>
               <w:keepLines/>
               <w:jc w:val="center"/>
-            </w:pPr>
-            <w:r>
-              <w:rPr>
-                <w:sz w:val="15"/>
+              <w:rPr>
+                <w:sz w:val="16"/>
+                <w:szCs w:val="16"/>
+              </w:rPr>
+            </w:pPr>
+            <w:r>
+              <w:rPr>
+                <w:sz w:val="16"/>
+                <w:szCs w:val="16"/>
               </w:rPr>
               <w:t>+4,5%</w:t>
             </w:r>
@@ -15178,10 +15361,15 @@
             <w:pPr>
               <w:keepLines/>
               <w:jc w:val="center"/>
-            </w:pPr>
-            <w:r>
-              <w:rPr>
-                <w:sz w:val="15"/>
+              <w:rPr>
+                <w:sz w:val="16"/>
+                <w:szCs w:val="16"/>
+              </w:rPr>
+            </w:pPr>
+            <w:r>
+              <w:rPr>
+                <w:sz w:val="16"/>
+                <w:szCs w:val="16"/>
               </w:rPr>
               <w:t>+31,4%</w:t>
             </w:r>
@@ -15202,10 +15390,15 @@
             <w:pPr>
               <w:keepLines/>
               <w:jc w:val="center"/>
-            </w:pPr>
-            <w:r>
-              <w:rPr>
-                <w:sz w:val="15"/>
+              <w:rPr>
+                <w:sz w:val="16"/>
+                <w:szCs w:val="16"/>
+              </w:rPr>
+            </w:pPr>
+            <w:r>
+              <w:rPr>
+                <w:sz w:val="16"/>
+                <w:szCs w:val="16"/>
               </w:rPr>
               <w:t>-158,6%</w:t>
             </w:r>
@@ -15226,10 +15419,15 @@
             <w:pPr>
               <w:keepLines/>
               <w:jc w:val="center"/>
-            </w:pPr>
-            <w:r>
-              <w:rPr>
-                <w:sz w:val="15"/>
+              <w:rPr>
+                <w:sz w:val="16"/>
+                <w:szCs w:val="16"/>
+              </w:rPr>
+            </w:pPr>
+            <w:r>
+              <w:rPr>
+                <w:sz w:val="16"/>
+                <w:szCs w:val="16"/>
               </w:rPr>
               <w:t>+245,3%</w:t>
             </w:r>
@@ -15250,10 +15448,15 @@
             <w:pPr>
               <w:keepLines/>
               <w:jc w:val="center"/>
-            </w:pPr>
-            <w:r>
-              <w:rPr>
-                <w:sz w:val="15"/>
+              <w:rPr>
+                <w:sz w:val="16"/>
+                <w:szCs w:val="16"/>
+              </w:rPr>
+            </w:pPr>
+            <w:r>
+              <w:rPr>
+                <w:sz w:val="16"/>
+                <w:szCs w:val="16"/>
               </w:rPr>
               <w:t>+3048,0%</w:t>
             </w:r>
@@ -15274,10 +15477,15 @@
             <w:pPr>
               <w:keepLines/>
               <w:jc w:val="center"/>
-            </w:pPr>
-            <w:r>
-              <w:rPr>
-                <w:sz w:val="15"/>
+              <w:rPr>
+                <w:sz w:val="16"/>
+                <w:szCs w:val="16"/>
+              </w:rPr>
+            </w:pPr>
+            <w:r>
+              <w:rPr>
+                <w:sz w:val="16"/>
+                <w:szCs w:val="16"/>
               </w:rPr>
               <w:t>+438,5%</w:t>
             </w:r>

--- a/Modeling/lab1/УИР1_вариант_115_Чжун_Цзяцзюнь.docx
+++ b/Modeling/lab1/УИР1_вариант_115_Чжун_Цзяцзюнь.docx
@@ -2873,7 +2873,56 @@
               <w:rFonts w:ascii="Cambria Math" w:hAnsi="Cambria Math"/>
               <w:sz w:val="25"/>
             </w:rPr>
-            <m:t>Отклонение среднего от эталона n = 300: (31,89647 - 19,59075) / 19,59075 · 100% = +62,81%.</m:t>
+            <m:t>Отклонение среднего от эталона n = 300:</m:t>
+          </m:r>
+          <m:f>
+            <m:fPr>
+              <m:ctrlPr>
+                <w:rPr>
+                  <w:rFonts w:ascii="Cambria Math" w:hAnsi="Cambria Math"/>
+                  <w:i/>
+                  <w:sz w:val="25"/>
+                </w:rPr>
+              </m:ctrlPr>
+            </m:fPr>
+            <m:num>
+              <m:d>
+                <m:dPr>
+                  <m:ctrlPr>
+                    <w:rPr>
+                      <w:rFonts w:ascii="Cambria Math" w:hAnsi="Cambria Math"/>
+                      <w:i/>
+                      <w:sz w:val="25"/>
+                    </w:rPr>
+                  </m:ctrlPr>
+                </m:dPr>
+                <m:e>
+                  <m:r>
+                    <w:rPr>
+                      <w:rFonts w:ascii="Cambria Math" w:hAnsi="Cambria Math"/>
+                      <w:sz w:val="25"/>
+                    </w:rPr>
+                    <m:t>31,89647 - 19,59075</m:t>
+                  </m:r>
+                </m:e>
+              </m:d>
+            </m:num>
+            <m:den>
+              <m:r>
+                <w:rPr>
+                  <w:rFonts w:ascii="Cambria Math" w:hAnsi="Cambria Math"/>
+                  <w:sz w:val="25"/>
+                </w:rPr>
+                <m:t>19,59075</m:t>
+              </m:r>
+            </m:den>
+          </m:f>
+          <m:r>
+            <w:rPr>
+              <w:rFonts w:ascii="Cambria Math" w:hAnsi="Cambria Math"/>
+              <w:sz w:val="25"/>
+            </w:rPr>
+            <m:t xml:space="preserve">  · 100% = +62,81%.</m:t>
           </m:r>
         </m:oMath>
       </m:oMathPara>
@@ -3784,12 +3833,14 @@
               <w:keepLines/>
               <w:jc w:val="center"/>
               <w:rPr>
-                <w:sz w:val="18"/>
-                <w:szCs w:val="18"/>
-              </w:rPr>
-            </w:pPr>
-            <w:r>
-              <w:rPr>
+                <w:color w:val="EE0000"/>
+                <w:sz w:val="18"/>
+                <w:szCs w:val="18"/>
+              </w:rPr>
+            </w:pPr>
+            <w:r>
+              <w:rPr>
+                <w:color w:val="EE0000"/>
                 <w:sz w:val="18"/>
                 <w:szCs w:val="18"/>
               </w:rPr>
@@ -3813,12 +3864,14 @@
               <w:keepLines/>
               <w:jc w:val="center"/>
               <w:rPr>
-                <w:sz w:val="18"/>
-                <w:szCs w:val="18"/>
-              </w:rPr>
-            </w:pPr>
-            <w:r>
-              <w:rPr>
+                <w:color w:val="EE0000"/>
+                <w:sz w:val="18"/>
+                <w:szCs w:val="18"/>
+              </w:rPr>
+            </w:pPr>
+            <w:r>
+              <w:rPr>
+                <w:color w:val="EE0000"/>
                 <w:sz w:val="18"/>
                 <w:szCs w:val="18"/>
               </w:rPr>
@@ -3842,12 +3895,14 @@
               <w:keepLines/>
               <w:jc w:val="center"/>
               <w:rPr>
-                <w:sz w:val="18"/>
-                <w:szCs w:val="18"/>
-              </w:rPr>
-            </w:pPr>
-            <w:r>
-              <w:rPr>
+                <w:color w:val="EE0000"/>
+                <w:sz w:val="18"/>
+                <w:szCs w:val="18"/>
+              </w:rPr>
+            </w:pPr>
+            <w:r>
+              <w:rPr>
+                <w:color w:val="EE0000"/>
                 <w:sz w:val="18"/>
                 <w:szCs w:val="18"/>
               </w:rPr>
@@ -3871,12 +3926,14 @@
               <w:keepLines/>
               <w:jc w:val="center"/>
               <w:rPr>
-                <w:sz w:val="18"/>
-                <w:szCs w:val="18"/>
-              </w:rPr>
-            </w:pPr>
-            <w:r>
-              <w:rPr>
+                <w:color w:val="EE0000"/>
+                <w:sz w:val="18"/>
+                <w:szCs w:val="18"/>
+              </w:rPr>
+            </w:pPr>
+            <w:r>
+              <w:rPr>
+                <w:color w:val="EE0000"/>
                 <w:sz w:val="18"/>
                 <w:szCs w:val="18"/>
               </w:rPr>
@@ -3900,12 +3957,14 @@
               <w:keepLines/>
               <w:jc w:val="center"/>
               <w:rPr>
-                <w:sz w:val="18"/>
-                <w:szCs w:val="18"/>
-              </w:rPr>
-            </w:pPr>
-            <w:r>
-              <w:rPr>
+                <w:color w:val="EE0000"/>
+                <w:sz w:val="18"/>
+                <w:szCs w:val="18"/>
+              </w:rPr>
+            </w:pPr>
+            <w:r>
+              <w:rPr>
+                <w:color w:val="EE0000"/>
                 <w:sz w:val="18"/>
                 <w:szCs w:val="18"/>
               </w:rPr>
@@ -3929,12 +3988,14 @@
               <w:keepLines/>
               <w:jc w:val="center"/>
               <w:rPr>
-                <w:sz w:val="18"/>
-                <w:szCs w:val="18"/>
-              </w:rPr>
-            </w:pPr>
-            <w:r>
-              <w:rPr>
+                <w:color w:val="EE0000"/>
+                <w:sz w:val="18"/>
+                <w:szCs w:val="18"/>
+              </w:rPr>
+            </w:pPr>
+            <w:r>
+              <w:rPr>
+                <w:color w:val="EE0000"/>
                 <w:sz w:val="18"/>
                 <w:szCs w:val="18"/>
               </w:rPr>
@@ -4246,12 +4307,14 @@
               <w:keepLines/>
               <w:jc w:val="center"/>
               <w:rPr>
-                <w:sz w:val="18"/>
-                <w:szCs w:val="18"/>
-              </w:rPr>
-            </w:pPr>
-            <w:r>
-              <w:rPr>
+                <w:color w:val="EE0000"/>
+                <w:sz w:val="18"/>
+                <w:szCs w:val="18"/>
+              </w:rPr>
+            </w:pPr>
+            <w:r>
+              <w:rPr>
+                <w:color w:val="EE0000"/>
                 <w:sz w:val="18"/>
                 <w:szCs w:val="18"/>
               </w:rPr>
@@ -4275,12 +4338,14 @@
               <w:keepLines/>
               <w:jc w:val="center"/>
               <w:rPr>
-                <w:sz w:val="18"/>
-                <w:szCs w:val="18"/>
-              </w:rPr>
-            </w:pPr>
-            <w:r>
-              <w:rPr>
+                <w:color w:val="EE0000"/>
+                <w:sz w:val="18"/>
+                <w:szCs w:val="18"/>
+              </w:rPr>
+            </w:pPr>
+            <w:r>
+              <w:rPr>
+                <w:color w:val="EE0000"/>
                 <w:sz w:val="18"/>
                 <w:szCs w:val="18"/>
               </w:rPr>
@@ -4304,12 +4369,14 @@
               <w:keepLines/>
               <w:jc w:val="center"/>
               <w:rPr>
-                <w:sz w:val="18"/>
-                <w:szCs w:val="18"/>
-              </w:rPr>
-            </w:pPr>
-            <w:r>
-              <w:rPr>
+                <w:color w:val="EE0000"/>
+                <w:sz w:val="18"/>
+                <w:szCs w:val="18"/>
+              </w:rPr>
+            </w:pPr>
+            <w:r>
+              <w:rPr>
+                <w:color w:val="EE0000"/>
                 <w:sz w:val="18"/>
                 <w:szCs w:val="18"/>
               </w:rPr>
@@ -4333,12 +4400,14 @@
               <w:keepLines/>
               <w:jc w:val="center"/>
               <w:rPr>
-                <w:sz w:val="18"/>
-                <w:szCs w:val="18"/>
-              </w:rPr>
-            </w:pPr>
-            <w:r>
-              <w:rPr>
+                <w:color w:val="EE0000"/>
+                <w:sz w:val="18"/>
+                <w:szCs w:val="18"/>
+              </w:rPr>
+            </w:pPr>
+            <w:r>
+              <w:rPr>
+                <w:color w:val="EE0000"/>
                 <w:sz w:val="18"/>
                 <w:szCs w:val="18"/>
               </w:rPr>
@@ -4362,12 +4431,14 @@
               <w:keepLines/>
               <w:jc w:val="center"/>
               <w:rPr>
-                <w:sz w:val="18"/>
-                <w:szCs w:val="18"/>
-              </w:rPr>
-            </w:pPr>
-            <w:r>
-              <w:rPr>
+                <w:color w:val="EE0000"/>
+                <w:sz w:val="18"/>
+                <w:szCs w:val="18"/>
+              </w:rPr>
+            </w:pPr>
+            <w:r>
+              <w:rPr>
+                <w:color w:val="EE0000"/>
                 <w:sz w:val="18"/>
                 <w:szCs w:val="18"/>
               </w:rPr>
@@ -4391,12 +4462,14 @@
               <w:keepLines/>
               <w:jc w:val="center"/>
               <w:rPr>
-                <w:sz w:val="18"/>
-                <w:szCs w:val="18"/>
-              </w:rPr>
-            </w:pPr>
-            <w:r>
-              <w:rPr>
+                <w:color w:val="EE0000"/>
+                <w:sz w:val="18"/>
+                <w:szCs w:val="18"/>
+              </w:rPr>
+            </w:pPr>
+            <w:r>
+              <w:rPr>
+                <w:color w:val="EE0000"/>
                 <w:sz w:val="18"/>
                 <w:szCs w:val="18"/>
               </w:rPr>
@@ -4708,12 +4781,14 @@
               <w:keepLines/>
               <w:jc w:val="center"/>
               <w:rPr>
-                <w:sz w:val="18"/>
-                <w:szCs w:val="18"/>
-              </w:rPr>
-            </w:pPr>
-            <w:r>
-              <w:rPr>
+                <w:color w:val="EE0000"/>
+                <w:sz w:val="18"/>
+                <w:szCs w:val="18"/>
+              </w:rPr>
+            </w:pPr>
+            <w:r>
+              <w:rPr>
+                <w:color w:val="EE0000"/>
                 <w:sz w:val="18"/>
                 <w:szCs w:val="18"/>
               </w:rPr>
@@ -4737,12 +4812,14 @@
               <w:keepLines/>
               <w:jc w:val="center"/>
               <w:rPr>
-                <w:sz w:val="18"/>
-                <w:szCs w:val="18"/>
-              </w:rPr>
-            </w:pPr>
-            <w:r>
-              <w:rPr>
+                <w:color w:val="EE0000"/>
+                <w:sz w:val="18"/>
+                <w:szCs w:val="18"/>
+              </w:rPr>
+            </w:pPr>
+            <w:r>
+              <w:rPr>
+                <w:color w:val="EE0000"/>
                 <w:sz w:val="18"/>
                 <w:szCs w:val="18"/>
               </w:rPr>
@@ -4766,12 +4843,14 @@
               <w:keepLines/>
               <w:jc w:val="center"/>
               <w:rPr>
-                <w:sz w:val="18"/>
-                <w:szCs w:val="18"/>
-              </w:rPr>
-            </w:pPr>
-            <w:r>
-              <w:rPr>
+                <w:color w:val="EE0000"/>
+                <w:sz w:val="18"/>
+                <w:szCs w:val="18"/>
+              </w:rPr>
+            </w:pPr>
+            <w:r>
+              <w:rPr>
+                <w:color w:val="EE0000"/>
                 <w:sz w:val="18"/>
                 <w:szCs w:val="18"/>
               </w:rPr>
@@ -4795,12 +4874,14 @@
               <w:keepLines/>
               <w:jc w:val="center"/>
               <w:rPr>
-                <w:sz w:val="18"/>
-                <w:szCs w:val="18"/>
-              </w:rPr>
-            </w:pPr>
-            <w:r>
-              <w:rPr>
+                <w:color w:val="EE0000"/>
+                <w:sz w:val="18"/>
+                <w:szCs w:val="18"/>
+              </w:rPr>
+            </w:pPr>
+            <w:r>
+              <w:rPr>
+                <w:color w:val="EE0000"/>
                 <w:sz w:val="18"/>
                 <w:szCs w:val="18"/>
               </w:rPr>
@@ -4824,12 +4905,14 @@
               <w:keepLines/>
               <w:jc w:val="center"/>
               <w:rPr>
-                <w:sz w:val="18"/>
-                <w:szCs w:val="18"/>
-              </w:rPr>
-            </w:pPr>
-            <w:r>
-              <w:rPr>
+                <w:color w:val="EE0000"/>
+                <w:sz w:val="18"/>
+                <w:szCs w:val="18"/>
+              </w:rPr>
+            </w:pPr>
+            <w:r>
+              <w:rPr>
+                <w:color w:val="EE0000"/>
                 <w:sz w:val="18"/>
                 <w:szCs w:val="18"/>
               </w:rPr>
@@ -4853,12 +4936,14 @@
               <w:keepLines/>
               <w:jc w:val="center"/>
               <w:rPr>
-                <w:sz w:val="18"/>
-                <w:szCs w:val="18"/>
-              </w:rPr>
-            </w:pPr>
-            <w:r>
-              <w:rPr>
+                <w:color w:val="EE0000"/>
+                <w:sz w:val="18"/>
+                <w:szCs w:val="18"/>
+              </w:rPr>
+            </w:pPr>
+            <w:r>
+              <w:rPr>
+                <w:color w:val="EE0000"/>
                 <w:sz w:val="18"/>
                 <w:szCs w:val="18"/>
               </w:rPr>
@@ -6486,6 +6571,7 @@
     </w:p>
     <w:p>
       <w:pPr>
+        <w:keepNext/>
         <w:keepLines/>
         <w:spacing w:before="100"/>
         <w:jc w:val="both"/>
@@ -6498,6 +6584,283 @@
       </w:r>
       <w:r>
         <w:t>При увеличении объема выборки оценки стабилизируются около значений x̄ = 19,59075, s² = 1184,84974 и v = 1,75704. Доверительный полуинтервал 95% уменьшается до ±3,89518, что отражает рост точности оценки среднего.</w:t>
+      </w:r>
+    </w:p>
+    <w:p>
+      <w:pPr>
+        <w:keepLines/>
+        <w:spacing w:before="100"/>
+        <w:jc w:val="both"/>
+        <w:rPr>
+          <w:rFonts w:eastAsiaTheme="minorEastAsia"/>
+        </w:rPr>
+      </w:pPr>
+      <w:r>
+        <w:t xml:space="preserve">Для таблицы я брал первые 10, 20, 50, 100, 200 и 300 значений. Среднее считал как сумму, делённую на n, дисперсию по квадратам отклонений с делением на n </w:t>
+      </w:r>
+      <w:r>
+        <w:t>–</w:t>
+      </w:r>
+      <w:r>
+        <w:t xml:space="preserve"> 1</w:t>
+      </w:r>
+      <w:r>
+        <w:t xml:space="preserve">, </w:t>
+      </w:r>
+      <w:r>
+        <w:t xml:space="preserve">затем находил </w:t>
+      </w:r>
+      <w:r>
+        <w:t>среднеквадратическое отклонение</w:t>
+      </w:r>
+      <w:r>
+        <w:rPr>
+          <w:rFonts w:eastAsiaTheme="minorEastAsia" w:hint="eastAsia"/>
+        </w:rPr>
+        <w:t xml:space="preserve"> </w:t>
+      </w:r>
+      <w:r>
+        <w:t xml:space="preserve">и коэффициент вариации. </w:t>
+      </w:r>
+    </w:p>
+    <w:p>
+      <w:pPr>
+        <w:keepLines/>
+        <w:spacing w:before="100"/>
+        <w:jc w:val="both"/>
+        <w:rPr>
+          <w:rFonts w:eastAsiaTheme="minorEastAsia"/>
+        </w:rPr>
+      </w:pPr>
+      <w:r>
+        <w:t>Я использовал приближённый доверительный интервал</w:t>
+      </w:r>
+      <w:r>
+        <w:rPr>
+          <w:rFonts w:eastAsiaTheme="minorEastAsia" w:hint="eastAsia"/>
+        </w:rPr>
+        <w:t xml:space="preserve"> (</w:t>
+      </w:r>
+      <w:r>
+        <w:rPr>
+          <w:rFonts w:eastAsiaTheme="minorEastAsia"/>
+        </w:rPr>
+        <w:t>это интервал, в котором оценивается положение истинного среднего значения.</w:t>
+      </w:r>
+      <w:r>
+        <w:rPr>
+          <w:rFonts w:eastAsiaTheme="minorEastAsia" w:hint="eastAsia"/>
+        </w:rPr>
+        <w:t>)</w:t>
+      </w:r>
+      <w:r>
+        <w:t xml:space="preserve">. Для 95% коэффициент нормального распределения равен 1,96, поэтому </w:t>
+      </w:r>
+      <w:r>
+        <w:t>по формуле</w:t>
+      </w:r>
+      <w:r>
+        <w:t xml:space="preserve"> </w:t>
+      </w:r>
+      <m:oMath>
+        <m:f>
+          <m:fPr>
+            <m:ctrlPr>
+              <w:rPr>
+                <w:rFonts w:ascii="Cambria Math" w:hAnsi="Cambria Math"/>
+                <w:i/>
+              </w:rPr>
+            </m:ctrlPr>
+          </m:fPr>
+          <m:num>
+            <m:r>
+              <w:rPr>
+                <w:rFonts w:ascii="Cambria Math" w:hAnsi="Cambria Math"/>
+              </w:rPr>
+              <m:t>s</m:t>
+            </m:r>
+          </m:num>
+          <m:den>
+            <m:rad>
+              <m:radPr>
+                <m:degHide m:val="1"/>
+                <m:ctrlPr>
+                  <w:rPr>
+                    <w:rFonts w:ascii="Cambria Math" w:hAnsi="Cambria Math"/>
+                    <w:i/>
+                  </w:rPr>
+                </m:ctrlPr>
+              </m:radPr>
+              <m:deg/>
+              <m:e>
+                <m:r>
+                  <w:rPr>
+                    <w:rFonts w:ascii="Cambria Math" w:hAnsi="Cambria Math"/>
+                    <w:lang w:val="en-US"/>
+                  </w:rPr>
+                  <m:t>n</m:t>
+                </m:r>
+              </m:e>
+            </m:rad>
+          </m:den>
+        </m:f>
+        <m:r>
+          <w:rPr>
+            <w:rFonts w:ascii="Cambria Math" w:hAnsi="Cambria Math"/>
+          </w:rPr>
+          <m:t xml:space="preserve"> </m:t>
+        </m:r>
+      </m:oMath>
+      <w:r>
+        <w:t xml:space="preserve"> умножаем на 1,96. Для 90% коэффициент примерно 1,645, а для 99% </w:t>
+      </w:r>
+      <w:r>
+        <w:rPr>
+          <w:rFonts w:eastAsiaTheme="minorEastAsia"/>
+        </w:rPr>
+        <w:t xml:space="preserve">будет </w:t>
+      </w:r>
+      <w:r>
+        <w:t>2,576.</w:t>
+      </w:r>
+      <w:r>
+        <w:rPr>
+          <w:rFonts w:eastAsiaTheme="minorEastAsia" w:hint="eastAsia"/>
+        </w:rPr>
+        <w:t xml:space="preserve"> (</w:t>
+      </w:r>
+      <w:r>
+        <w:rPr>
+          <w:rFonts w:eastAsiaTheme="minorEastAsia"/>
+        </w:rPr>
+        <w:t xml:space="preserve">Когда количество </w:t>
+      </w:r>
+      <w:r>
+        <w:rPr>
+          <w:rFonts w:eastAsiaTheme="minorEastAsia" w:hint="eastAsia"/>
+          <w:lang w:val="en-US"/>
+        </w:rPr>
+        <w:t>n</w:t>
+      </w:r>
+      <w:r>
+        <w:rPr>
+          <w:rFonts w:eastAsiaTheme="minorEastAsia"/>
+        </w:rPr>
+        <w:t xml:space="preserve"> увеливается, </w:t>
+      </w:r>
+      <w:r>
+        <w:rPr>
+          <w:rFonts w:eastAsiaTheme="minorEastAsia"/>
+        </w:rPr>
+        <w:t>знаменатель</w:t>
+      </w:r>
+      <w:r>
+        <w:rPr>
+          <w:rFonts w:eastAsiaTheme="minorEastAsia"/>
+        </w:rPr>
+        <w:t xml:space="preserve"> </w:t>
+      </w:r>
+      <m:oMath>
+        <m:rad>
+          <m:radPr>
+            <m:degHide m:val="1"/>
+            <m:ctrlPr>
+              <w:rPr>
+                <w:rFonts w:ascii="Cambria Math" w:hAnsi="Cambria Math"/>
+                <w:i/>
+              </w:rPr>
+            </m:ctrlPr>
+          </m:radPr>
+          <m:deg/>
+          <m:e>
+            <m:r>
+              <w:rPr>
+                <w:rFonts w:ascii="Cambria Math" w:hAnsi="Cambria Math"/>
+                <w:lang w:val="en-US"/>
+              </w:rPr>
+              <m:t>n</m:t>
+            </m:r>
+          </m:e>
+        </m:rad>
+      </m:oMath>
+      <w:r>
+        <w:rPr>
+          <w:rFonts w:eastAsiaTheme="minorEastAsia"/>
+        </w:rPr>
+        <w:t xml:space="preserve"> тоже </w:t>
+      </w:r>
+      <w:r>
+        <w:rPr>
+          <w:rFonts w:eastAsiaTheme="minorEastAsia"/>
+        </w:rPr>
+        <w:t>увеливается</w:t>
+      </w:r>
+      <w:r>
+        <w:rPr>
+          <w:rFonts w:eastAsiaTheme="minorEastAsia"/>
+        </w:rPr>
+        <w:t xml:space="preserve">, поэтому </w:t>
+      </w:r>
+      <w:r>
+        <w:rPr>
+          <w:rFonts w:eastAsiaTheme="minorEastAsia"/>
+        </w:rPr>
+        <w:t>стандартная ошибка</w:t>
+      </w:r>
+      <w:r>
+        <w:rPr>
+          <w:rFonts w:eastAsiaTheme="minorEastAsia" w:hint="eastAsia"/>
+        </w:rPr>
+        <w:t xml:space="preserve"> SE</w:t>
+      </w:r>
+      <w:r>
+        <w:rPr>
+          <w:rFonts w:eastAsiaTheme="minorEastAsia"/>
+        </w:rPr>
+        <w:t xml:space="preserve"> уменьшается</w:t>
+      </w:r>
+      <w:r>
+        <w:rPr>
+          <w:rFonts w:eastAsiaTheme="minorEastAsia"/>
+        </w:rPr>
+        <w:t xml:space="preserve">. И </w:t>
+      </w:r>
+      <w:r>
+        <w:rPr>
+          <w:rFonts w:eastAsiaTheme="minorEastAsia" w:hint="eastAsia"/>
+        </w:rPr>
+        <w:t>SE</w:t>
+      </w:r>
+      <w:r>
+        <w:rPr>
+          <w:rFonts w:eastAsiaTheme="minorEastAsia"/>
+        </w:rPr>
+        <w:t xml:space="preserve"> </w:t>
+      </w:r>
+      <w:r>
+        <w:rPr>
+          <w:rFonts w:eastAsiaTheme="minorEastAsia"/>
+        </w:rPr>
+        <w:t>используется для расчёта доверительных интервалов.</w:t>
+      </w:r>
+    </w:p>
+    <w:p>
+      <w:pPr>
+        <w:keepLines/>
+        <w:spacing w:before="100"/>
+        <w:jc w:val="both"/>
+      </w:pPr>
+      <w:r>
+        <w:t>Приближённый полуинтервал 95% получил, умножи</w:t>
+      </w:r>
+      <w:r>
+        <w:rPr>
+          <w:rFonts w:eastAsiaTheme="minorEastAsia"/>
+        </w:rPr>
+        <w:t>л</w:t>
+      </w:r>
+      <w:r>
+        <w:t xml:space="preserve"> стандартную ошибку среднего на 1,96. Оценки меняются неравномерно, поэтому я сравнивал их с результатом для всех 300 наблюдений.</w:t>
       </w:r>
     </w:p>
     <w:p>
@@ -6578,6 +6941,7 @@
     </w:p>
     <w:p>
       <w:pPr>
+        <w:keepNext/>
         <w:keepLines/>
         <w:spacing w:before="100"/>
         <w:jc w:val="both"/>
@@ -6591,6 +6955,21 @@
       <w:r>
         <w:t>На графике отсутствует устойчивое возрастание, убывание или повторяющийся период. Большинство наблюдений невелики, но встречаются редкие выбросы до 283,17, поэтому последовательность имеет выраженную правостороннюю асимметрию.</w:t>
       </w:r>
+    </w:p>
+    <w:p>
+      <w:pPr>
+        <w:keepLines/>
+        <w:spacing w:before="160" w:after="120"/>
+      </w:pPr>
+      <w:r>
+        <w:t>Я нанёс на график все 300 значений в том порядке, в котором они показаны в таблице. Большая часть точек находится внизу, а отдельные крупные значения дают высокие пики. По этому графику я не вижу устойчивого тренда, а правую асимметрию проверил дальше по гистограмме.</w:t>
+      </w:r>
+    </w:p>
+    <w:p>
+      <w:pPr>
+        <w:keepLines/>
+        <w:spacing w:before="160" w:after="120"/>
+      </w:pPr>
     </w:p>
     <w:p>
       <w:pPr>
@@ -7698,6 +8077,7 @@
     </w:p>
     <w:p>
       <w:pPr>
+        <w:keepNext/>
         <w:keepLines/>
         <w:spacing w:before="100"/>
         <w:jc w:val="both"/>
@@ -7709,7 +8089,73 @@
         <w:t xml:space="preserve">Вывод: </w:t>
       </w:r>
       <w:r>
-        <w:t>Приближенная 95%-я граница для случайной последовательности составляет ±1,96/√300 = ±0,1132. Девять из десяти коэффициентов находятся внутри границ; r₇ = 0,1585 выходит за верхнюю границу. Устойчивого периодического рисунка нет, однако строгая гипотеза полной независимости по этому набору лагов подтверждена не полностью.</w:t>
+        <w:t xml:space="preserve">Приближенная 95%-я граница для случайной последовательности составляет ±1,96/√300 = ±0,1132. Девять из десяти коэффициентов находятся внутри границ; r₇ = 0,1585 выходит за верхнюю границу. </w:t>
+      </w:r>
+    </w:p>
+    <w:p>
+      <w:pPr>
+        <w:keepLines/>
+        <w:spacing w:before="100"/>
+        <w:jc w:val="both"/>
+      </w:pPr>
+      <w:r>
+        <w:t xml:space="preserve">Здесь я использовал все 300 наблюдений, а k менял от 1 до 10. При k = 1 сравнивал соседние значения, при k = 2 </w:t>
+      </w:r>
+      <w:r>
+        <w:t xml:space="preserve">там </w:t>
+      </w:r>
+      <w:r>
+        <w:t xml:space="preserve">значения через одно. В программе для двух отрезков вычисляется корреляция Пирсона с их собственными средними. </w:t>
+      </w:r>
+      <w:r>
+        <w:t>(исхзодная и генерованная)</w:t>
+      </w:r>
+    </w:p>
+    <w:p>
+      <w:pPr>
+        <w:keepLines/>
+        <w:spacing w:before="100"/>
+        <w:jc w:val="both"/>
+      </w:pPr>
+      <w:r>
+        <w:rPr>
+          <w:noProof/>
+        </w:rPr>
+        <w:drawing>
+          <wp:inline distT="0" distB="0" distL="0" distR="0" wp14:anchorId="0DA8633B" wp14:editId="0FF38236">
+            <wp:extent cx="3971429" cy="1466667"/>
+            <wp:effectExtent l="0" t="0" r="0" b="635"/>
+            <wp:docPr id="840822962" name="图片 1"/>
+            <wp:cNvGraphicFramePr>
+              <a:graphicFrameLocks xmlns:a="http://schemas.openxmlformats.org/drawingml/2006/main" noChangeAspect="1"/>
+            </wp:cNvGraphicFramePr>
+            <a:graphic xmlns:a="http://schemas.openxmlformats.org/drawingml/2006/main">
+              <a:graphicData uri="http://schemas.openxmlformats.org/drawingml/2006/picture">
+                <pic:pic xmlns:pic="http://schemas.openxmlformats.org/drawingml/2006/picture">
+                  <pic:nvPicPr>
+                    <pic:cNvPr id="840822962" name=""/>
+                    <pic:cNvPicPr/>
+                  </pic:nvPicPr>
+                  <pic:blipFill>
+                    <a:blip r:embed="rId12"/>
+                    <a:stretch>
+                      <a:fillRect/>
+                    </a:stretch>
+                  </pic:blipFill>
+                  <pic:spPr>
+                    <a:xfrm>
+                      <a:off x="0" y="0"/>
+                      <a:ext cx="3971429" cy="1466667"/>
+                    </a:xfrm>
+                    <a:prstGeom prst="rect">
+                      <a:avLst/>
+                    </a:prstGeom>
+                  </pic:spPr>
+                </pic:pic>
+              </a:graphicData>
+            </a:graphic>
+          </wp:inline>
+        </w:drawing>
       </w:r>
     </w:p>
     <w:p>
@@ -7717,6 +8163,9 @@
         <w:keepLines/>
         <w:pageBreakBefore/>
         <w:spacing w:before="160" w:after="120"/>
+        <w:rPr>
+          <w:rFonts w:eastAsiaTheme="minorEastAsia"/>
+        </w:rPr>
       </w:pPr>
       <w:r>
         <w:rPr>
@@ -7774,6 +8223,9 @@
           <w:p>
             <w:pPr>
               <w:keepLines/>
+              <w:rPr>
+                <w:rFonts w:eastAsiaTheme="minorEastAsia"/>
+              </w:rPr>
             </w:pPr>
             <w:r>
               <w:rPr>
@@ -9795,6 +10247,132 @@
         <w:keepLines/>
         <w:spacing w:before="80" w:after="20"/>
         <w:jc w:val="center"/>
+        <w:rPr>
+          <w:rFonts w:ascii="Cambria Math" w:eastAsiaTheme="minorEastAsia" w:hAnsi="Cambria Math"/>
+          <w:sz w:val="24"/>
+          <w:oMath/>
+        </w:rPr>
+      </w:pPr>
+      <m:oMathPara>
+        <m:oMath>
+          <m:r>
+            <w:rPr>
+              <w:rFonts w:ascii="Cambria Math" w:eastAsiaTheme="minorEastAsia" w:hAnsi="Cambria Math" w:hint="eastAsia"/>
+              <w:sz w:val="24"/>
+            </w:rPr>
+            <m:t>Xmin = 0.05355, Xmax = 283.16691</m:t>
+          </m:r>
+        </m:oMath>
+      </m:oMathPara>
+    </w:p>
+    <w:p>
+      <w:pPr>
+        <w:keepLines/>
+        <w:spacing w:before="80" w:after="20"/>
+        <w:jc w:val="center"/>
+        <w:rPr>
+          <w:rFonts w:ascii="Cambria Math" w:eastAsiaTheme="minorEastAsia" w:hAnsi="Cambria Math"/>
+          <w:sz w:val="24"/>
+          <w:oMath/>
+        </w:rPr>
+      </w:pPr>
+      <m:oMathPara>
+        <m:oMath>
+          <m:r>
+            <w:rPr>
+              <w:rFonts w:ascii="Cambria Math" w:eastAsiaTheme="minorEastAsia" w:hAnsi="Cambria Math"/>
+              <w:sz w:val="24"/>
+            </w:rPr>
+            <m:t>H</m:t>
+          </m:r>
+          <m:r>
+            <w:rPr>
+              <w:rFonts w:ascii="Cambria Math" w:eastAsiaTheme="minorEastAsia" w:hAnsi="Cambria Math" w:hint="eastAsia"/>
+              <w:sz w:val="24"/>
+            </w:rPr>
+            <m:t>=</m:t>
+          </m:r>
+          <m:f>
+            <m:fPr>
+              <m:ctrlPr>
+                <w:rPr>
+                  <w:rFonts w:ascii="Cambria Math" w:eastAsiaTheme="minorEastAsia" w:hAnsi="Cambria Math"/>
+                  <w:i/>
+                  <w:sz w:val="24"/>
+                </w:rPr>
+              </m:ctrlPr>
+            </m:fPr>
+            <m:num>
+              <m:r>
+                <w:rPr>
+                  <w:rFonts w:ascii="Cambria Math" w:eastAsiaTheme="minorEastAsia" w:hAnsi="Cambria Math" w:hint="eastAsia"/>
+                  <w:sz w:val="24"/>
+                </w:rPr>
+                <m:t xml:space="preserve">Xmax </m:t>
+              </m:r>
+              <m:r>
+                <w:rPr>
+                  <w:rFonts w:ascii="Cambria Math" w:eastAsiaTheme="minorEastAsia" w:hAnsi="Cambria Math" w:cs="Cambria Math"/>
+                  <w:sz w:val="24"/>
+                </w:rPr>
+                <m:t>-</m:t>
+              </m:r>
+              <m:r>
+                <w:rPr>
+                  <w:rFonts w:ascii="Cambria Math" w:eastAsiaTheme="minorEastAsia" w:hAnsi="Cambria Math" w:hint="eastAsia"/>
+                  <w:sz w:val="24"/>
+                </w:rPr>
+                <m:t xml:space="preserve"> Xmin</m:t>
+              </m:r>
+              <m:ctrlPr>
+                <w:rPr>
+                  <w:rFonts w:ascii="Cambria Math" w:eastAsiaTheme="minorEastAsia" w:hAnsi="Cambria Math" w:hint="eastAsia"/>
+                  <w:i/>
+                  <w:sz w:val="24"/>
+                </w:rPr>
+              </m:ctrlPr>
+            </m:num>
+            <m:den>
+              <m:r>
+                <w:rPr>
+                  <w:rFonts w:ascii="Cambria Math" w:eastAsiaTheme="minorEastAsia" w:hAnsi="Cambria Math" w:hint="eastAsia"/>
+                  <w:sz w:val="24"/>
+                </w:rPr>
+                <m:t>18</m:t>
+              </m:r>
+            </m:den>
+          </m:f>
+          <m:r>
+            <w:rPr>
+              <w:rFonts w:ascii="Cambria Math" w:eastAsiaTheme="minorEastAsia" w:hAnsi="Cambria Math"/>
+              <w:sz w:val="24"/>
+            </w:rPr>
+            <m:t>≈</m:t>
+          </m:r>
+          <m:r>
+            <w:rPr>
+              <w:rFonts w:ascii="Cambria Math" w:eastAsiaTheme="minorEastAsia" w:hAnsi="Cambria Math" w:hint="eastAsia"/>
+              <w:sz w:val="24"/>
+            </w:rPr>
+            <m:t>15.7285</m:t>
+          </m:r>
+        </m:oMath>
+      </m:oMathPara>
+    </w:p>
+    <w:p>
+      <w:pPr>
+        <w:keepLines/>
+        <w:spacing w:before="80" w:after="20"/>
+        <w:rPr>
+          <w:rFonts w:eastAsiaTheme="minorEastAsia"/>
+        </w:rPr>
+      </w:pPr>
+    </w:p>
+    <w:p>
+      <w:pPr>
+        <w:keepLines/>
+        <w:spacing w:before="80" w:after="20"/>
+        <w:jc w:val="center"/>
       </w:pPr>
       <w:r>
         <w:rPr>
@@ -9816,7 +10394,7 @@
                     <pic:cNvPicPr/>
                   </pic:nvPicPr>
                   <pic:blipFill>
-                    <a:blip r:embed="rId12"/>
+                    <a:blip r:embed="rId13"/>
                     <a:stretch>
                       <a:fillRect/>
                     </a:stretch>
@@ -9853,6 +10431,7 @@
     </w:p>
     <w:p>
       <w:pPr>
+        <w:keepNext/>
         <w:keepLines/>
         <w:spacing w:before="100"/>
         <w:jc w:val="both"/>
@@ -9865,6 +10444,34 @@
       </w:r>
       <w:r>
         <w:t>В первый интервал от 0,05 до 15,78 попало 236 из 300 наблюдений (78,7%). Длинный правый хвост и коэффициент вариации v = 1,75704 &gt; 1 исключают равномерную и обычную экспоненциальную модели и указывают на гиперэкспоненциальный закон.</w:t>
+      </w:r>
+    </w:p>
+    <w:p>
+      <w:pPr>
+        <w:keepLines/>
+        <w:spacing w:before="100"/>
+        <w:jc w:val="both"/>
+      </w:pPr>
+      <w:r>
+        <w:t>Границы групп я получил, разделив диапазон от минимального до максимального значения на 18 равных частей. Затем подсчитал, сколько наблюдений попало в каждую группу: для первой получилось 236, или 78,7% выборки. По этим частотам хорошо видно, почему гистограмма вытянута вправо: малые значения встречаются часто, а большие занимают широкий диапазон, но встречаются редко.</w:t>
+      </w:r>
+      <w:r>
+        <w:t xml:space="preserve"> (Как я выделю границы</w:t>
+      </w:r>
+      <w:r>
+        <w:t xml:space="preserve"> и получил шаг</w:t>
+      </w:r>
+      <w:r>
+        <w:t xml:space="preserve"> </w:t>
+      </w:r>
+      <w:r>
+        <w:rPr>
+          <w:lang w:val="en-US"/>
+        </w:rPr>
+        <w:t>H</w:t>
+      </w:r>
+      <w:r>
+        <w:t xml:space="preserve"> уже показаны вверху)</w:t>
       </w:r>
     </w:p>
     <w:p>
@@ -9964,6 +10571,17 @@
             </w:rPr>
             <m:t>,</m:t>
           </m:r>
+        </m:oMath>
+      </m:oMathPara>
+    </w:p>
+    <w:p>
+      <w:pPr>
+        <w:keepLines/>
+        <w:spacing w:before="80" w:after="100"/>
+        <w:jc w:val="center"/>
+      </w:pPr>
+      <m:oMathPara>
+        <m:oMath>
           <m:sSub>
             <m:sSubPr>
               <m:ctrlPr>
@@ -10106,6 +10724,17 @@
             </w:rPr>
             <m:t>t,</m:t>
           </m:r>
+        </m:oMath>
+      </m:oMathPara>
+    </w:p>
+    <w:p>
+      <w:pPr>
+        <w:keepLines/>
+        <w:spacing w:before="80" w:after="100"/>
+        <w:jc w:val="center"/>
+      </w:pPr>
+      <m:oMathPara>
+        <m:oMath>
           <m:sSub>
             <m:sSubPr>
               <m:ctrlPr>
@@ -10401,22 +11030,150 @@
         <w:spacing w:after="60"/>
         <w:jc w:val="both"/>
         <w:rPr>
+          <w:sz w:val="25"/>
+        </w:rPr>
+      </w:pPr>
+      <w:r>
+        <w:rPr>
+          <w:sz w:val="25"/>
+        </w:rPr>
+        <w:t xml:space="preserve">Проверка моментов: </w:t>
+      </w:r>
+    </w:p>
+    <w:p>
+      <w:pPr>
+        <w:spacing w:after="60"/>
+        <w:jc w:val="both"/>
+        <w:rPr>
+          <w:sz w:val="25"/>
+        </w:rPr>
+      </w:pPr>
+      <m:oMathPara>
+        <m:oMath>
+          <m:r>
+            <w:rPr>
+              <w:rFonts w:ascii="Cambria Math" w:hAnsi="Cambria Math"/>
+              <w:sz w:val="25"/>
+            </w:rPr>
+            <m:t>q·</m:t>
+          </m:r>
+          <m:sSub>
+            <m:sSubPr>
+              <m:ctrlPr>
+                <w:rPr>
+                  <w:rFonts w:ascii="Cambria Math" w:hAnsi="Cambria Math"/>
+                  <w:i/>
+                  <w:sz w:val="25"/>
+                </w:rPr>
+              </m:ctrlPr>
+            </m:sSubPr>
+            <m:e>
+              <m:r>
+                <w:rPr>
+                  <w:rFonts w:ascii="Cambria Math" w:hAnsi="Cambria Math"/>
+                  <w:sz w:val="25"/>
+                </w:rPr>
+                <m:t>t</m:t>
+              </m:r>
+            </m:e>
+            <m:sub>
+              <m:r>
+                <w:rPr>
+                  <w:rFonts w:ascii="Cambria Math" w:hAnsi="Cambria Math"/>
+                  <w:sz w:val="25"/>
+                </w:rPr>
+                <m:t>1</m:t>
+              </m:r>
+            </m:sub>
+          </m:sSub>
+          <m:r>
+            <w:rPr>
+              <w:rFonts w:ascii="Cambria Math" w:hAnsi="Cambria Math"/>
+              <w:sz w:val="25"/>
+            </w:rPr>
+            <m:t xml:space="preserve">+ </m:t>
+          </m:r>
+          <m:d>
+            <m:dPr>
+              <m:ctrlPr>
+                <w:rPr>
+                  <w:rFonts w:ascii="Cambria Math" w:hAnsi="Cambria Math"/>
+                  <w:i/>
+                  <w:sz w:val="25"/>
+                </w:rPr>
+              </m:ctrlPr>
+            </m:dPr>
+            <m:e>
+              <m:r>
+                <w:rPr>
+                  <w:rFonts w:ascii="Cambria Math" w:hAnsi="Cambria Math"/>
+                  <w:sz w:val="25"/>
+                </w:rPr>
+                <m:t>1-q</m:t>
+              </m:r>
+            </m:e>
+          </m:d>
+          <m:r>
+            <w:rPr>
+              <w:rFonts w:ascii="Cambria Math" w:hAnsi="Cambria Math"/>
+              <w:sz w:val="25"/>
+            </w:rPr>
+            <m:t>·</m:t>
+          </m:r>
+          <m:sSub>
+            <m:sSubPr>
+              <m:ctrlPr>
+                <w:rPr>
+                  <w:rFonts w:ascii="Cambria Math" w:hAnsi="Cambria Math"/>
+                  <w:i/>
+                  <w:sz w:val="25"/>
+                </w:rPr>
+              </m:ctrlPr>
+            </m:sSubPr>
+            <m:e>
+              <m:r>
+                <w:rPr>
+                  <w:rFonts w:ascii="Cambria Math" w:hAnsi="Cambria Math"/>
+                  <w:sz w:val="25"/>
+                </w:rPr>
+                <m:t>t</m:t>
+              </m:r>
+            </m:e>
+            <m:sub>
+              <m:r>
+                <w:rPr>
+                  <w:rFonts w:ascii="Cambria Math" w:hAnsi="Cambria Math"/>
+                  <w:sz w:val="25"/>
+                </w:rPr>
+                <m:t>2</m:t>
+              </m:r>
+            </m:sub>
+          </m:sSub>
+          <m:r>
+            <w:rPr>
+              <w:rFonts w:ascii="Cambria Math" w:hAnsi="Cambria Math"/>
+              <w:sz w:val="25"/>
+            </w:rPr>
+            <m:t xml:space="preserve">= 19,590749; </m:t>
+          </m:r>
+        </m:oMath>
+      </m:oMathPara>
+    </w:p>
+    <w:p>
+      <w:pPr>
+        <w:spacing w:after="60"/>
+        <w:jc w:val="center"/>
+        <w:rPr>
           <w:rFonts w:eastAsiaTheme="minorEastAsia"/>
         </w:rPr>
       </w:pPr>
-      <w:r>
-        <w:rPr>
-          <w:sz w:val="25"/>
-        </w:rPr>
-        <w:t xml:space="preserve">Проверка моментов: </w:t>
-      </w:r>
       <m:oMath>
         <m:r>
           <w:rPr>
             <w:rFonts w:ascii="Cambria Math" w:hAnsi="Cambria Math"/>
             <w:sz w:val="25"/>
           </w:rPr>
-          <m:t>q·t₁ + (1-q)·t₂ = 19,590749; 2[q·t₁² + (1-q)·t₂²] - t² = 1184,849745</m:t>
+          <m:t>2[q·t₁² + (1-q)·t₂²] - t² = 1184,849745</m:t>
         </m:r>
       </m:oMath>
       <w:r>
@@ -10429,6 +11186,7 @@
     </w:p>
     <w:p>
       <w:pPr>
+        <w:keepNext/>
         <w:keepLines/>
         <w:spacing w:before="100"/>
         <w:jc w:val="both"/>
@@ -10448,16 +11206,90 @@
         <w:keepLines/>
         <w:spacing w:before="40" w:after="140"/>
         <w:jc w:val="both"/>
+        <w:rPr>
+          <w:rFonts w:eastAsiaTheme="minorEastAsia"/>
+        </w:rPr>
       </w:pPr>
       <w:r>
-        <w:rPr>
-          <w:rFonts w:eastAsia="微软雅黑"/>
-          <w:i/>
-          <w:color w:val="4B5563"/>
-          <w:sz w:val="21"/>
-        </w:rPr>
-        <w:t>。</w:t>
-      </w:r>
+        <w:t xml:space="preserve">Я подставил среднее и коэффициент вариации в формулы для двух компонент. Вероятность q = 0,3 выбрал из допустимого интервала: по двум моментам все три параметра однозначно не определяются. Значения t₁ и t₂ </w:t>
+      </w:r>
+      <w:r>
+        <w:rPr>
+          <w:rFonts w:eastAsia="PMingLiU" w:hint="eastAsia"/>
+          <w:lang w:eastAsia="zh-TW"/>
+        </w:rPr>
+        <w:t xml:space="preserve">- </w:t>
+      </w:r>
+      <w:r>
+        <w:t xml:space="preserve">это средние </w:t>
+      </w:r>
+      <w:r>
+        <w:rPr>
+          <w:rFonts w:eastAsiaTheme="minorEastAsia"/>
+        </w:rPr>
+        <w:t>значение</w:t>
+      </w:r>
+    </w:p>
+    <w:p>
+      <w:pPr>
+        <w:keepLines/>
+        <w:spacing w:before="40" w:after="140"/>
+        <w:jc w:val="both"/>
+        <w:rPr>
+          <w:rFonts w:eastAsiaTheme="minorEastAsia"/>
+        </w:rPr>
+      </w:pPr>
+      <w:r>
+        <w:rPr>
+          <w:noProof/>
+        </w:rPr>
+        <w:drawing>
+          <wp:inline distT="0" distB="0" distL="0" distR="0" wp14:anchorId="5C140865" wp14:editId="1BDA5AC1">
+            <wp:extent cx="6642100" cy="867410"/>
+            <wp:effectExtent l="0" t="0" r="6350" b="8890"/>
+            <wp:docPr id="930491516" name="图片 1"/>
+            <wp:cNvGraphicFramePr>
+              <a:graphicFrameLocks xmlns:a="http://schemas.openxmlformats.org/drawingml/2006/main" noChangeAspect="1"/>
+            </wp:cNvGraphicFramePr>
+            <a:graphic xmlns:a="http://schemas.openxmlformats.org/drawingml/2006/main">
+              <a:graphicData uri="http://schemas.openxmlformats.org/drawingml/2006/picture">
+                <pic:pic xmlns:pic="http://schemas.openxmlformats.org/drawingml/2006/picture">
+                  <pic:nvPicPr>
+                    <pic:cNvPr id="930491516" name=""/>
+                    <pic:cNvPicPr/>
+                  </pic:nvPicPr>
+                  <pic:blipFill>
+                    <a:blip r:embed="rId14"/>
+                    <a:stretch>
+                      <a:fillRect/>
+                    </a:stretch>
+                  </pic:blipFill>
+                  <pic:spPr>
+                    <a:xfrm>
+                      <a:off x="0" y="0"/>
+                      <a:ext cx="6642100" cy="867410"/>
+                    </a:xfrm>
+                    <a:prstGeom prst="rect">
+                      <a:avLst/>
+                    </a:prstGeom>
+                  </pic:spPr>
+                </pic:pic>
+              </a:graphicData>
+            </a:graphic>
+          </wp:inline>
+        </w:drawing>
+      </w:r>
+    </w:p>
+    <w:p>
+      <w:pPr>
+        <w:keepLines/>
+        <w:spacing w:before="40" w:after="140"/>
+        <w:jc w:val="both"/>
+        <w:rPr>
+          <w:rFonts w:eastAsia="PMingLiU" w:hint="eastAsia"/>
+          <w:lang w:eastAsia="zh-TW"/>
+        </w:rPr>
+      </w:pPr>
     </w:p>
     <w:p>
       <w:pPr>
@@ -10877,20 +11709,12 @@
         <w:spacing w:after="40"/>
         <w:ind w:left="360" w:hanging="288"/>
         <w:jc w:val="both"/>
-      </w:pPr>
-      <w:r>
-        <w:rPr>
+        <w:rPr>
+          <w:rFonts w:eastAsiaTheme="minorEastAsia"/>
           <w:b/>
           <w:sz w:val="25"/>
         </w:rPr>
-        <w:t>1.</w:t>
-      </w:r>
-      <w:r>
-        <w:rPr>
-          <w:sz w:val="25"/>
-        </w:rPr>
-        <w:t>Инициализировать генератор псевдослучайных чисел фиксированным seed = 11501, составленным из номера варианта 115 и номера работы 01.</w:t>
-      </w:r>
+      </w:pPr>
     </w:p>
     <w:p>
       <w:pPr>
@@ -10903,13 +11727,13 @@
           <w:b/>
           <w:sz w:val="25"/>
         </w:rPr>
-        <w:t xml:space="preserve">2. </w:t>
+        <w:t>1.</w:t>
       </w:r>
       <w:r>
         <w:rPr>
           <w:sz w:val="25"/>
         </w:rPr>
-        <w:t>Для каждого элемента получить независимые U₁ и U₂, равномерно распределенные на (0; 1).</w:t>
+        <w:t>Инициализировать генератор псевдослучайных чисел фиксированным seed = 11501, составленным из номера варианта 115 и номера работы 01.</w:t>
       </w:r>
     </w:p>
     <w:p>
@@ -10923,13 +11747,13 @@
           <w:b/>
           <w:sz w:val="25"/>
         </w:rPr>
-        <w:t xml:space="preserve">3. </w:t>
+        <w:t xml:space="preserve">2. </w:t>
       </w:r>
       <w:r>
         <w:rPr>
           <w:sz w:val="25"/>
         </w:rPr>
-        <w:t>Если U₁ &lt; 0,3, выбрать масштаб t₁ = 50,161340; иначе выбрать t₂ = 6,489068.</w:t>
+        <w:t>Для каждого элемента получить независимые U₁ и U₂, равномерно распределенные на (0; 1).</w:t>
       </w:r>
     </w:p>
     <w:p>
@@ -10943,13 +11767,33 @@
           <w:b/>
           <w:sz w:val="25"/>
         </w:rPr>
+        <w:t xml:space="preserve">3. </w:t>
+      </w:r>
+      <w:r>
+        <w:rPr>
+          <w:sz w:val="25"/>
+        </w:rPr>
+        <w:t>Если U₁ &lt; 0,3, выбрать масштаб t₁ = 50,161340; иначе выбрать t₂ = 6,489068.</w:t>
+      </w:r>
+    </w:p>
+    <w:p>
+      <w:pPr>
+        <w:spacing w:after="40"/>
+        <w:ind w:left="360" w:hanging="288"/>
+        <w:jc w:val="both"/>
+      </w:pPr>
+      <w:r>
+        <w:rPr>
+          <w:b/>
+          <w:sz w:val="25"/>
+        </w:rPr>
         <w:t xml:space="preserve">4. </w:t>
       </w:r>
       <w:r>
         <w:rPr>
           <w:sz w:val="25"/>
         </w:rPr>
-        <w:t>Преобразовать U₂ методом обратной функции: X = -t·ln(1-U₂). Повторить 300 раз.</w:t>
+        <w:t xml:space="preserve">Преобразовать U₂ методом обратной функции: X = -t·ln(1-U₂). </w:t>
       </w:r>
     </w:p>
     <w:p>
@@ -10985,7 +11829,7 @@
                     <pic:cNvPicPr/>
                   </pic:nvPicPr>
                   <pic:blipFill>
-                    <a:blip r:embed="rId13"/>
+                    <a:blip r:embed="rId15"/>
                     <a:stretch>
                       <a:fillRect/>
                     </a:stretch>
@@ -11022,6 +11866,7 @@
     </w:p>
     <w:p>
       <w:pPr>
+        <w:keepNext/>
         <w:keepLines/>
         <w:spacing w:before="100"/>
         <w:jc w:val="both"/>
@@ -11034,6 +11879,71 @@
       </w:r>
       <w:r>
         <w:t>Алгоритм формирует независимые значения заданной смеси и воспроизводит результат при повторном запуске с тем же seed.</w:t>
+      </w:r>
+    </w:p>
+    <w:p>
+      <w:pPr>
+        <w:keepNext/>
+        <w:keepLines/>
+        <w:spacing w:before="100"/>
+        <w:jc w:val="both"/>
+      </w:pPr>
+      <w:r>
+        <w:t>В программе я сначала получаю два массива равномерных случайных чисел. U₁ выбирает компоненту, а U₂ подставляется в формулу с логарифмом. Так получаются 300 новых значений</w:t>
+      </w:r>
+      <w:r>
+        <w:t>(Так получилась новая сгенерованная последовательность)</w:t>
+      </w:r>
+      <w:r>
+        <w:t>. Фиксированный seed при том же порядке вызовов генератора позволяет повторить результат.</w:t>
+      </w:r>
+    </w:p>
+    <w:p>
+      <w:pPr>
+        <w:keepNext/>
+        <w:keepLines/>
+        <w:spacing w:before="100"/>
+        <w:jc w:val="both"/>
+      </w:pPr>
+      <w:r>
+        <w:rPr>
+          <w:noProof/>
+        </w:rPr>
+        <w:drawing>
+          <wp:inline distT="0" distB="0" distL="0" distR="0" wp14:anchorId="4C192C95" wp14:editId="7CD03175">
+            <wp:extent cx="2733333" cy="1114286"/>
+            <wp:effectExtent l="0" t="0" r="0" b="0"/>
+            <wp:docPr id="1878705837" name="图片 1"/>
+            <wp:cNvGraphicFramePr>
+              <a:graphicFrameLocks xmlns:a="http://schemas.openxmlformats.org/drawingml/2006/main" noChangeAspect="1"/>
+            </wp:cNvGraphicFramePr>
+            <a:graphic xmlns:a="http://schemas.openxmlformats.org/drawingml/2006/main">
+              <a:graphicData uri="http://schemas.openxmlformats.org/drawingml/2006/picture">
+                <pic:pic xmlns:pic="http://schemas.openxmlformats.org/drawingml/2006/picture">
+                  <pic:nvPicPr>
+                    <pic:cNvPr id="1878705837" name=""/>
+                    <pic:cNvPicPr/>
+                  </pic:nvPicPr>
+                  <pic:blipFill>
+                    <a:blip r:embed="rId16"/>
+                    <a:stretch>
+                      <a:fillRect/>
+                    </a:stretch>
+                  </pic:blipFill>
+                  <pic:spPr>
+                    <a:xfrm>
+                      <a:off x="0" y="0"/>
+                      <a:ext cx="2733333" cy="1114286"/>
+                    </a:xfrm>
+                    <a:prstGeom prst="rect">
+                      <a:avLst/>
+                    </a:prstGeom>
+                  </pic:spPr>
+                </pic:pic>
+              </a:graphicData>
+            </a:graphic>
+          </wp:inline>
+        </w:drawing>
       </w:r>
     </w:p>
     <w:p>
@@ -14079,7 +14989,7 @@
                     <pic:cNvPicPr/>
                   </pic:nvPicPr>
                   <pic:blipFill>
-                    <a:blip r:embed="rId14"/>
+                    <a:blip r:embed="rId17"/>
                     <a:stretch>
                       <a:fillRect/>
                     </a:stretch>
@@ -14105,30 +15015,45 @@
         <w:keepLines/>
         <w:spacing w:after="100"/>
         <w:jc w:val="center"/>
-      </w:pPr>
-      <w:r>
-        <w:rPr>
+        <w:rPr>
+          <w:rFonts w:eastAsiaTheme="minorEastAsia"/>
           <w:i/>
           <w:sz w:val="21"/>
         </w:rPr>
+      </w:pPr>
+      <w:r>
+        <w:rPr>
+          <w:i/>
+          <w:sz w:val="21"/>
+        </w:rPr>
         <w:t>Рисунок 5 Сравнение гистограмм и плотности H₂</w:t>
+      </w:r>
+    </w:p>
+    <w:p>
+      <w:pPr>
+        <w:keepNext/>
+        <w:keepLines/>
+        <w:spacing w:before="100"/>
+        <w:jc w:val="both"/>
+      </w:pPr>
+      <w:r>
+        <w:rPr>
+          <w:b/>
+        </w:rPr>
+        <w:lastRenderedPageBreak/>
+        <w:t xml:space="preserve">Вывод: </w:t>
+      </w:r>
+      <w:r>
+        <w:t>Сгенерированная последовательность воспроизводит основной правосторонне-асимметричный характер и длинный хвост исходных данных. Расхождения отдельных столбцов гистограммы ожидаемы для выборки из 300 случайных значений.</w:t>
       </w:r>
     </w:p>
     <w:p>
       <w:pPr>
         <w:keepLines/>
-        <w:spacing w:before="100"/>
-        <w:jc w:val="both"/>
+        <w:spacing w:before="160" w:after="120"/>
       </w:pPr>
       <w:r>
-        <w:rPr>
-          <w:b/>
-        </w:rPr>
-        <w:lastRenderedPageBreak/>
-        <w:t xml:space="preserve">Вывод: </w:t>
-      </w:r>
-      <w:r>
-        <w:t>Сгенерированная последовательность воспроизводит основной правосторонне-асимметричный характер и длинный хвост исходных данных. Расхождения отдельных столбцов гистограммы ожидаемы для выборки из 300 случайных значений.</w:t>
+        <w:t>Для сравнения я пересчитал характеристики новой последовательности. Разность новой и исходной оценок при одинаковом числе наблюдений делил на исходную и умножал на 100%. Например, изменение среднего с 19,59075 до 19,80944 даёт около 1,12%. Зелёную кривую получил сложением двух экспоненциальных плотностей с весами 0,3 и 0,7, столбцы показывают плотность в среднем по интервалам.</w:t>
       </w:r>
     </w:p>
     <w:p>
@@ -15532,7 +16457,7 @@
                     <pic:cNvPicPr/>
                   </pic:nvPicPr>
                   <pic:blipFill>
-                    <a:blip r:embed="rId15"/>
+                    <a:blip r:embed="rId18"/>
                     <a:stretch>
                       <a:fillRect/>
                     </a:stretch>
@@ -16026,6 +16951,7 @@
     </w:p>
     <w:p>
       <w:pPr>
+        <w:keepNext/>
         <w:keepLines/>
         <w:spacing w:before="100"/>
         <w:jc w:val="both"/>
@@ -16034,10 +16960,25 @@
         <w:rPr>
           <w:b/>
         </w:rPr>
+        <w:lastRenderedPageBreak/>
         <w:t xml:space="preserve">Вывод: </w:t>
       </w:r>
       <w:r>
-        <w:t>Для сгенерированной ЧП девять из десяти коэффициентов автокорреляции лежат внутри границ ±0,1132; r₁₀ = 0,1367 немного превышает границу. Последовательной зависимости по лагам не наблюдается. Значение r = -0,0223 близко к нулю и подтверждает отсутствие линейной связи между двумя независимо сформированными реализациями. Процентные различия коэффициентов в форме 3 следует трактовать осторожно, поскольку деление на исходные коэффициенты, близкие к нулю, дает большие проценты.</w:t>
+        <w:t xml:space="preserve">Для сгенерированной ЧП девять из десяти коэффициентов автокорреляции лежат внутри границ ±0,1132; r₁₀ = 0,1367 немного превышает границу. Последовательной зависимости по лагам не наблюдается. Значение r = -0,0223 близко к нулю и подтверждает отсутствие линейной связи между двумя независимо сформированными реализациями. </w:t>
+      </w:r>
+    </w:p>
+    <w:p>
+      <w:pPr>
+        <w:keepNext/>
+        <w:keepLines/>
+        <w:spacing w:before="100"/>
+        <w:jc w:val="both"/>
+      </w:pPr>
+      <w:r>
+        <w:t xml:space="preserve">Здесь я отдельно проверил зависимость внутри сгенерированной последовательности и связь между двумя последовательностями. Для второго расчёта сопоставил значения с одинаковыми номерами и получил r = −0,0223. </w:t>
+      </w:r>
+      <w:r>
+        <w:t>Это значит что там между ними существует слабая линейная связь, значение которой уже близко к нулю.</w:t>
       </w:r>
     </w:p>
     <w:p>
@@ -16072,8 +17013,8 @@
       </w:pPr>
     </w:p>
     <w:sectPr>
-      <w:footerReference w:type="even" r:id="rId16"/>
-      <w:footerReference w:type="default" r:id="rId17"/>
+      <w:footerReference w:type="even" r:id="rId19"/>
+      <w:footerReference w:type="default" r:id="rId20"/>
       <w:pgSz w:w="11900" w:h="16840"/>
       <w:pgMar w:top="720" w:right="720" w:bottom="720" w:left="720" w:header="708" w:footer="708" w:gutter="0"/>
       <w:pgNumType w:start="1"/>
@@ -17062,7 +18003,6 @@
   <w:style w:type="character" w:default="1" w:styleId="a0">
     <w:name w:val="Default Paragraph Font"/>
     <w:uiPriority w:val="1"/>
-    <w:semiHidden/>
     <w:unhideWhenUsed/>
   </w:style>
   <w:style w:type="table" w:default="1" w:styleId="a1">
